--- a/zht/docx/071.content.docx
+++ b/zht/docx/071.content.docx
@@ -433,18 +433,12 @@
           <w:lang w:val="zh_TW" w:bidi="zh_TW"/>
         </w:rPr>
       </w:r>
-      <w:hyperlink r:id="rId13">
-        <w:r>
-          <w:rPr>
-            <w:lang w:val="zh_TW" w:bidi="zh_TW"/>
-          </w:rPr>
-          <w:rPr>
-            <w:color w:val="0000EE"/>
-            <w:u w:val="single"/>
-          </w:rPr>
-          <w:t>列王紀下22:19</w:t>
-        </w:r>
-      </w:hyperlink>
+      <w:r>
+        <w:rPr>
+          <w:lang w:val="zh_TW" w:bidi="zh_TW"/>
+        </w:rPr>
+        <w:t>列王紀下22:19</w:t>
+      </w:r>
     </w:p>
     <w:p>
       <w:pPr>
@@ -457,18 +451,12 @@
           <w:lang w:val="zh_TW" w:bidi="zh_TW"/>
         </w:rPr>
       </w:r>
-      <w:hyperlink r:id="rId14">
-        <w:r>
-          <w:rPr>
-            <w:lang w:val="zh_TW" w:bidi="zh_TW"/>
-          </w:rPr>
-          <w:rPr>
-            <w:color w:val="0000EE"/>
-            <w:u w:val="single"/>
-          </w:rPr>
-          <w:t>使徒行傳1:20</w:t>
-        </w:r>
-      </w:hyperlink>
+      <w:r>
+        <w:rPr>
+          <w:lang w:val="zh_TW" w:bidi="zh_TW"/>
+        </w:rPr>
+        <w:t>使徒行傳1:20</w:t>
+      </w:r>
     </w:p>
     <w:p>
       <w:pPr>
@@ -481,18 +469,12 @@
           <w:lang w:val="zh_TW" w:bidi="zh_TW"/>
         </w:rPr>
       </w:r>
-      <w:hyperlink r:id="rId15">
-        <w:r>
-          <w:rPr>
-            <w:lang w:val="zh_TW" w:bidi="zh_TW"/>
-          </w:rPr>
-          <w:rPr>
-            <w:color w:val="0000EE"/>
-            <w:u w:val="single"/>
-          </w:rPr>
-          <w:t>但以理書9:17–19</w:t>
-        </w:r>
-      </w:hyperlink>
+      <w:r>
+        <w:rPr>
+          <w:lang w:val="zh_TW" w:bidi="zh_TW"/>
+        </w:rPr>
+        <w:t>但以理書9:17–19</w:t>
+      </w:r>
     </w:p>
     <w:p>
       <w:pPr>
@@ -505,18 +487,12 @@
           <w:lang w:val="zh_TW" w:bidi="zh_TW"/>
         </w:rPr>
       </w:r>
-      <w:hyperlink r:id="rId16">
-        <w:r>
-          <w:rPr>
-            <w:lang w:val="zh_TW" w:bidi="zh_TW"/>
-          </w:rPr>
-          <w:rPr>
-            <w:color w:val="0000EE"/>
-            <w:u w:val="single"/>
-          </w:rPr>
-          <w:t>耶利米哀歌3:11</w:t>
-        </w:r>
-      </w:hyperlink>
+      <w:r>
+        <w:rPr>
+          <w:lang w:val="zh_TW" w:bidi="zh_TW"/>
+        </w:rPr>
+        <w:t>耶利米哀歌3:11</w:t>
+      </w:r>
     </w:p>
     <w:p>
       <w:pPr>
@@ -529,18 +505,12 @@
           <w:lang w:val="zh_TW" w:bidi="zh_TW"/>
         </w:rPr>
       </w:r>
-      <w:hyperlink r:id="rId17">
-        <w:r>
-          <w:rPr>
-            <w:lang w:val="zh_TW" w:bidi="zh_TW"/>
-          </w:rPr>
-          <w:rPr>
-            <w:color w:val="0000EE"/>
-            <w:u w:val="single"/>
-          </w:rPr>
-          <w:t>路加福音11:17</w:t>
-        </w:r>
-      </w:hyperlink>
+      <w:r>
+        <w:rPr>
+          <w:lang w:val="zh_TW" w:bidi="zh_TW"/>
+        </w:rPr>
+        <w:t>路加福音11:17</w:t>
+      </w:r>
     </w:p>
     <w:p>
       <w:pPr>
@@ -553,18 +523,12 @@
           <w:lang w:val="zh_TW" w:bidi="zh_TW"/>
         </w:rPr>
       </w:r>
-      <w:hyperlink r:id="rId18">
-        <w:r>
-          <w:rPr>
-            <w:lang w:val="zh_TW" w:bidi="zh_TW"/>
-          </w:rPr>
-          <w:rPr>
-            <w:color w:val="0000EE"/>
-            <w:u w:val="single"/>
-          </w:rPr>
-          <w:t>馬太福音12:25</w:t>
-        </w:r>
-      </w:hyperlink>
+      <w:r>
+        <w:rPr>
+          <w:lang w:val="zh_TW" w:bidi="zh_TW"/>
+        </w:rPr>
+        <w:t>馬太福音12:25</w:t>
+      </w:r>
     </w:p>
     <w:p>
       <w:pPr>
@@ -876,18 +840,12 @@
           <w:lang w:val="zh_TW" w:bidi="zh_TW"/>
         </w:rPr>
       </w:r>
-      <w:hyperlink r:id="rId19">
-        <w:r>
-          <w:rPr>
-            <w:lang w:val="zh_TW" w:bidi="zh_TW"/>
-          </w:rPr>
-          <w:rPr>
-            <w:color w:val="0000EE"/>
-            <w:u w:val="single"/>
-          </w:rPr>
-          <w:t>彼得前書1:7</w:t>
-        </w:r>
-      </w:hyperlink>
+      <w:r>
+        <w:rPr>
+          <w:lang w:val="zh_TW" w:bidi="zh_TW"/>
+        </w:rPr>
+        <w:t>彼得前書1:7</w:t>
+      </w:r>
     </w:p>
     <w:p>
       <w:pPr>
@@ -900,18 +858,12 @@
           <w:lang w:val="zh_TW" w:bidi="zh_TW"/>
         </w:rPr>
       </w:r>
-      <w:hyperlink r:id="rId20">
-        <w:r>
-          <w:rPr>
-            <w:lang w:val="zh_TW" w:bidi="zh_TW"/>
-          </w:rPr>
-          <w:rPr>
-            <w:color w:val="0000EE"/>
-            <w:u w:val="single"/>
-          </w:rPr>
-          <w:t>提摩太前書2:8–10</w:t>
-        </w:r>
-      </w:hyperlink>
+      <w:r>
+        <w:rPr>
+          <w:lang w:val="zh_TW" w:bidi="zh_TW"/>
+        </w:rPr>
+        <w:t>提摩太前書2:8–10</w:t>
+      </w:r>
     </w:p>
     <w:p>
       <w:pPr>
@@ -924,18 +876,12 @@
           <w:lang w:val="zh_TW" w:bidi="zh_TW"/>
         </w:rPr>
       </w:r>
-      <w:hyperlink r:id="rId21">
-        <w:r>
-          <w:rPr>
-            <w:lang w:val="zh_TW" w:bidi="zh_TW"/>
-          </w:rPr>
-          <w:rPr>
-            <w:color w:val="0000EE"/>
-            <w:u w:val="single"/>
-          </w:rPr>
-          <w:t>歷代志下1:15</w:t>
-        </w:r>
-      </w:hyperlink>
+      <w:r>
+        <w:rPr>
+          <w:lang w:val="zh_TW" w:bidi="zh_TW"/>
+        </w:rPr>
+        <w:t>歷代志下1:15</w:t>
+      </w:r>
     </w:p>
     <w:p>
       <w:pPr>
@@ -948,18 +894,12 @@
           <w:lang w:val="zh_TW" w:bidi="zh_TW"/>
         </w:rPr>
       </w:r>
-      <w:hyperlink r:id="rId22">
-        <w:r>
-          <w:rPr>
-            <w:lang w:val="zh_TW" w:bidi="zh_TW"/>
-          </w:rPr>
-          <w:rPr>
-            <w:color w:val="0000EE"/>
-            <w:u w:val="single"/>
-          </w:rPr>
-          <w:t>使徒行傳3:6</w:t>
-        </w:r>
-      </w:hyperlink>
+      <w:r>
+        <w:rPr>
+          <w:lang w:val="zh_TW" w:bidi="zh_TW"/>
+        </w:rPr>
+        <w:t>使徒行傳3:6</w:t>
+      </w:r>
     </w:p>
     <w:p>
       <w:pPr>
@@ -972,18 +912,12 @@
           <w:lang w:val="zh_TW" w:bidi="zh_TW"/>
         </w:rPr>
       </w:r>
-      <w:hyperlink r:id="rId23">
-        <w:r>
-          <w:rPr>
-            <w:lang w:val="zh_TW" w:bidi="zh_TW"/>
-          </w:rPr>
-          <w:rPr>
-            <w:color w:val="0000EE"/>
-            <w:u w:val="single"/>
-          </w:rPr>
-          <w:t>但以理書2:32</w:t>
-        </w:r>
-      </w:hyperlink>
+      <w:r>
+        <w:rPr>
+          <w:lang w:val="zh_TW" w:bidi="zh_TW"/>
+        </w:rPr>
+        <w:t>但以理書2:32</w:t>
+      </w:r>
     </w:p>
     <w:p>
       <w:pPr>
@@ -1255,18 +1189,12 @@
           <w:lang w:val="zh_TW" w:bidi="zh_TW"/>
         </w:rPr>
       </w:r>
-      <w:hyperlink r:id="rId24">
-        <w:r>
-          <w:rPr>
-            <w:lang w:val="zh_TW" w:bidi="zh_TW"/>
-          </w:rPr>
-          <w:rPr>
-            <w:color w:val="0000EE"/>
-            <w:u w:val="single"/>
-          </w:rPr>
-          <w:t>歷代志下6:28</w:t>
-        </w:r>
-      </w:hyperlink>
+      <w:r>
+        <w:rPr>
+          <w:lang w:val="zh_TW" w:bidi="zh_TW"/>
+        </w:rPr>
+        <w:t>歷代志下6:28</w:t>
+      </w:r>
     </w:p>
     <w:p>
       <w:pPr>
@@ -1279,18 +1207,12 @@
           <w:lang w:val="zh_TW" w:bidi="zh_TW"/>
         </w:rPr>
       </w:r>
-      <w:hyperlink r:id="rId25">
-        <w:r>
-          <w:rPr>
-            <w:lang w:val="zh_TW" w:bidi="zh_TW"/>
-          </w:rPr>
-          <w:rPr>
-            <w:color w:val="0000EE"/>
-            <w:u w:val="single"/>
-          </w:rPr>
-          <w:t>申命記28:38–39</w:t>
-        </w:r>
-      </w:hyperlink>
+      <w:r>
+        <w:rPr>
+          <w:lang w:val="zh_TW" w:bidi="zh_TW"/>
+        </w:rPr>
+        <w:t>申命記28:38–39</w:t>
+      </w:r>
     </w:p>
     <w:p>
       <w:pPr>
@@ -1303,18 +1225,12 @@
           <w:lang w:val="zh_TW" w:bidi="zh_TW"/>
         </w:rPr>
       </w:r>
-      <w:hyperlink r:id="rId26">
-        <w:r>
-          <w:rPr>
-            <w:lang w:val="zh_TW" w:bidi="zh_TW"/>
-          </w:rPr>
-          <w:rPr>
-            <w:color w:val="0000EE"/>
-            <w:u w:val="single"/>
-          </w:rPr>
-          <w:t>出埃及記10:3–4</w:t>
-        </w:r>
-      </w:hyperlink>
+      <w:r>
+        <w:rPr>
+          <w:lang w:val="zh_TW" w:bidi="zh_TW"/>
+        </w:rPr>
+        <w:t>出埃及記10:3–4</w:t>
+      </w:r>
     </w:p>
     <w:p>
       <w:pPr>
@@ -1327,18 +1243,12 @@
           <w:lang w:val="zh_TW" w:bidi="zh_TW"/>
         </w:rPr>
       </w:r>
-      <w:hyperlink r:id="rId27">
-        <w:r>
-          <w:rPr>
-            <w:lang w:val="zh_TW" w:bidi="zh_TW"/>
-          </w:rPr>
-          <w:rPr>
-            <w:color w:val="0000EE"/>
-            <w:u w:val="single"/>
-          </w:rPr>
-          <w:t>馬可福音1:6</w:t>
-        </w:r>
-      </w:hyperlink>
+      <w:r>
+        <w:rPr>
+          <w:lang w:val="zh_TW" w:bidi="zh_TW"/>
+        </w:rPr>
+        <w:t>馬可福音1:6</w:t>
+      </w:r>
     </w:p>
     <w:p>
       <w:pPr>
@@ -1351,18 +1261,12 @@
           <w:lang w:val="zh_TW" w:bidi="zh_TW"/>
         </w:rPr>
       </w:r>
-      <w:hyperlink r:id="rId28">
-        <w:r>
-          <w:rPr>
-            <w:lang w:val="zh_TW" w:bidi="zh_TW"/>
-          </w:rPr>
-          <w:rPr>
-            <w:color w:val="0000EE"/>
-            <w:u w:val="single"/>
-          </w:rPr>
-          <w:t>箴言30:27–28</w:t>
-        </w:r>
-      </w:hyperlink>
+      <w:r>
+        <w:rPr>
+          <w:lang w:val="zh_TW" w:bidi="zh_TW"/>
+        </w:rPr>
+        <w:t>箴言30:27–28</w:t>
+      </w:r>
     </w:p>
     <w:p>
       <w:pPr>

--- a/zht/docx/071.content.docx
+++ b/zht/docx/071.content.docx
@@ -372,19 +372,7 @@
         <w:rPr>
           <w:lang w:val="zh_TW" w:bidi="zh_TW"/>
         </w:rPr>
-        <w:t>，</w:t>
-      </w:r>
-      <w:r>
-        <w:rPr>
-          <w:lang w:val="zh_TW" w:bidi="zh_TW"/>
-        </w:rPr>
-        <w:t>毀滅</w:t>
-      </w:r>
-      <w:r>
-        <w:rPr>
-          <w:lang w:val="zh_TW" w:bidi="zh_TW"/>
-        </w:rPr>
-        <w:t>，</w:t>
+        <w:t>，毀滅，</w:t>
       </w:r>
       <w:r>
         <w:rPr>
